--- a/Dichloromethane/Dichloromethane.docx
+++ b/Dichloromethane/Dichloromethane.docx
@@ -74,10 +74,10 @@
             <v:path o:extrusionok="f" gradientshapeok="t" o:connecttype="rect"/>
             <o:lock v:ext="edit" aspectratio="t"/>
           </v:shapetype>
-          <v:shape id="_x0000_i1032" type="#_x0000_t75" style="width:62.25pt;height:64.5pt" o:ole="">
+          <v:shape id="_x0000_i1025" type="#_x0000_t75" style="width:62.25pt;height:64.5pt" o:ole="">
             <v:imagedata r:id="rId6" o:title=""/>
           </v:shape>
-          <o:OLEObject Type="Embed" ProgID="ACD.ChemSketch.20" ShapeID="_x0000_i1032" DrawAspect="Content" ObjectID="_1842019317" r:id="rId7"/>
+          <o:OLEObject Type="Embed" ProgID="ACD.ChemSketch.20" ShapeID="_x0000_i1025" DrawAspect="Content" ObjectID="_1842092650" r:id="rId7"/>
         </w:object>
       </w:r>
     </w:p>
@@ -135,10 +135,1367 @@
         <w:t>tudies</w:t>
       </w:r>
     </w:p>
+    <w:tbl>
+      <w:tblPr>
+        <w:tblStyle w:val="TableGrid"/>
+        <w:tblW w:w="0" w:type="auto"/>
+        <w:tblLook w:val="04A0" w:firstRow="1" w:lastRow="0" w:firstColumn="1" w:lastColumn="0" w:noHBand="0" w:noVBand="1"/>
+      </w:tblPr>
+      <w:tblGrid>
+        <w:gridCol w:w="3083"/>
+        <w:gridCol w:w="7323"/>
+      </w:tblGrid>
+      <w:tr>
+        <w:tc>
+          <w:tcPr>
+            <w:tcW w:w="3114" w:type="dxa"/>
+            <w:tcBorders>
+              <w:top w:val="single" w:sz="24" w:space="0" w:color="auto"/>
+              <w:left w:val="single" w:sz="24" w:space="0" w:color="auto"/>
+            </w:tcBorders>
+          </w:tcPr>
+          <w:p>
+            <w:pPr>
+              <w:rPr>
+                <w:lang w:val="en-US"/>
+              </w:rPr>
+            </w:pPr>
+            <w:r>
+              <w:rPr>
+                <w:lang w:val="en-US"/>
+              </w:rPr>
+              <w:t>REFCODE</w:t>
+            </w:r>
+          </w:p>
+        </w:tc>
+        <w:tc>
+          <w:tcPr>
+            <w:tcW w:w="7342" w:type="dxa"/>
+            <w:tcBorders>
+              <w:top w:val="single" w:sz="24" w:space="0" w:color="auto"/>
+              <w:right w:val="single" w:sz="24" w:space="0" w:color="auto"/>
+            </w:tcBorders>
+          </w:tcPr>
+          <w:p>
+            <w:pPr>
+              <w:rPr>
+                <w:lang w:val="en-US"/>
+              </w:rPr>
+            </w:pPr>
+            <w:r>
+              <w:rPr>
+                <w:lang w:val="en-US"/>
+              </w:rPr>
+              <w:t>DCLMET</w:t>
+            </w:r>
+          </w:p>
+        </w:tc>
+      </w:tr>
+      <w:tr>
+        <w:tc>
+          <w:tcPr>
+            <w:tcW w:w="3114" w:type="dxa"/>
+            <w:tcBorders>
+              <w:left w:val="single" w:sz="24" w:space="0" w:color="auto"/>
+            </w:tcBorders>
+          </w:tcPr>
+          <w:p>
+            <w:pPr>
+              <w:rPr>
+                <w:lang w:val="en-US"/>
+              </w:rPr>
+            </w:pPr>
+            <w:r>
+              <w:rPr>
+                <w:lang w:val="en-US"/>
+              </w:rPr>
+              <w:t>Formula</w:t>
+            </w:r>
+          </w:p>
+        </w:tc>
+        <w:tc>
+          <w:tcPr>
+            <w:tcW w:w="7342" w:type="dxa"/>
+            <w:tcBorders>
+              <w:right w:val="single" w:sz="24" w:space="0" w:color="auto"/>
+            </w:tcBorders>
+          </w:tcPr>
+          <w:p>
+            <w:pPr>
+              <w:rPr>
+                <w:lang w:val="en-US"/>
+              </w:rPr>
+            </w:pPr>
+            <w:r>
+              <w:rPr>
+                <w:lang w:val="en-US"/>
+              </w:rPr>
+              <w:t>C1 H2 Cl2</w:t>
+            </w:r>
+          </w:p>
+        </w:tc>
+      </w:tr>
+      <w:tr>
+        <w:tc>
+          <w:tcPr>
+            <w:tcW w:w="3114" w:type="dxa"/>
+            <w:tcBorders>
+              <w:left w:val="single" w:sz="24" w:space="0" w:color="auto"/>
+            </w:tcBorders>
+          </w:tcPr>
+          <w:p>
+            <w:pPr>
+              <w:rPr>
+                <w:lang w:val="en-US"/>
+              </w:rPr>
+            </w:pPr>
+            <w:r>
+              <w:rPr>
+                <w:lang w:val="en-US"/>
+              </w:rPr>
+              <w:t>Common Name</w:t>
+            </w:r>
+          </w:p>
+        </w:tc>
+        <w:tc>
+          <w:tcPr>
+            <w:tcW w:w="7342" w:type="dxa"/>
+            <w:tcBorders>
+              <w:right w:val="single" w:sz="24" w:space="0" w:color="auto"/>
+            </w:tcBorders>
+          </w:tcPr>
+          <w:p>
+            <w:pPr>
+              <w:rPr>
+                <w:lang w:val="en-US"/>
+              </w:rPr>
+            </w:pPr>
+            <w:r>
+              <w:rPr>
+                <w:lang w:val="en-US"/>
+              </w:rPr>
+              <w:t>Dichloromethane</w:t>
+            </w:r>
+          </w:p>
+        </w:tc>
+      </w:tr>
+      <w:tr>
+        <w:tc>
+          <w:tcPr>
+            <w:tcW w:w="3114" w:type="dxa"/>
+            <w:tcBorders>
+              <w:left w:val="single" w:sz="24" w:space="0" w:color="auto"/>
+            </w:tcBorders>
+          </w:tcPr>
+          <w:p>
+            <w:pPr>
+              <w:rPr>
+                <w:lang w:val="en-US"/>
+              </w:rPr>
+            </w:pPr>
+            <w:r>
+              <w:rPr>
+                <w:lang w:val="en-US"/>
+              </w:rPr>
+              <w:t>IUPAC Systematic Name</w:t>
+            </w:r>
+          </w:p>
+        </w:tc>
+        <w:tc>
+          <w:tcPr>
+            <w:tcW w:w="7342" w:type="dxa"/>
+            <w:tcBorders>
+              <w:right w:val="single" w:sz="24" w:space="0" w:color="auto"/>
+            </w:tcBorders>
+          </w:tcPr>
+          <w:p>
+            <w:pPr>
+              <w:rPr>
+                <w:lang w:val="en-US"/>
+              </w:rPr>
+            </w:pPr>
+            <w:r>
+              <w:rPr>
+                <w:lang w:val="en-US"/>
+              </w:rPr>
+              <w:t>Dichloromethane</w:t>
+            </w:r>
+          </w:p>
+        </w:tc>
+      </w:tr>
+      <w:tr>
+        <w:tc>
+          <w:tcPr>
+            <w:tcW w:w="3114" w:type="dxa"/>
+            <w:tcBorders>
+              <w:left w:val="single" w:sz="24" w:space="0" w:color="auto"/>
+            </w:tcBorders>
+          </w:tcPr>
+          <w:p>
+            <w:pPr>
+              <w:rPr>
+                <w:lang w:val="en-US"/>
+              </w:rPr>
+            </w:pPr>
+            <w:r>
+              <w:rPr>
+                <w:lang w:val="en-US"/>
+              </w:rPr>
+              <w:t>Other Names</w:t>
+            </w:r>
+          </w:p>
+        </w:tc>
+        <w:tc>
+          <w:tcPr>
+            <w:tcW w:w="7342" w:type="dxa"/>
+            <w:tcBorders>
+              <w:right w:val="single" w:sz="24" w:space="0" w:color="auto"/>
+            </w:tcBorders>
+          </w:tcPr>
+          <w:p>
+            <w:pPr>
+              <w:rPr>
+                <w:lang w:val="en-US"/>
+              </w:rPr>
+            </w:pPr>
+          </w:p>
+        </w:tc>
+      </w:tr>
+      <w:tr>
+        <w:tc>
+          <w:tcPr>
+            <w:tcW w:w="3114" w:type="dxa"/>
+            <w:tcBorders>
+              <w:left w:val="single" w:sz="24" w:space="0" w:color="auto"/>
+              <w:bottom w:val="single" w:sz="24" w:space="0" w:color="auto"/>
+            </w:tcBorders>
+          </w:tcPr>
+          <w:p>
+            <w:pPr>
+              <w:rPr>
+                <w:lang w:val="en-US"/>
+              </w:rPr>
+            </w:pPr>
+            <w:r>
+              <w:rPr>
+                <w:lang w:val="en-US"/>
+              </w:rPr>
+              <w:t xml:space="preserve">CSD </w:t>
+            </w:r>
+            <w:proofErr w:type="spellStart"/>
+            <w:r>
+              <w:rPr>
+                <w:lang w:val="en-US"/>
+              </w:rPr>
+              <w:t>Refcodes</w:t>
+            </w:r>
+            <w:proofErr w:type="spellEnd"/>
+          </w:p>
+        </w:tc>
+        <w:tc>
+          <w:tcPr>
+            <w:tcW w:w="7342" w:type="dxa"/>
+            <w:tcBorders>
+              <w:bottom w:val="single" w:sz="24" w:space="0" w:color="auto"/>
+              <w:right w:val="single" w:sz="24" w:space="0" w:color="auto"/>
+            </w:tcBorders>
+          </w:tcPr>
+          <w:p>
+            <w:pPr>
+              <w:rPr>
+                <w:lang w:val="en-US"/>
+              </w:rPr>
+            </w:pPr>
+            <w:r>
+              <w:rPr>
+                <w:lang w:val="en-US"/>
+              </w:rPr>
+              <w:t>DCLMET13</w:t>
+            </w:r>
+          </w:p>
+        </w:tc>
+      </w:tr>
+      <w:tr>
+        <w:tc>
+          <w:tcPr>
+            <w:tcW w:w="3114" w:type="dxa"/>
+            <w:tcBorders>
+              <w:top w:val="single" w:sz="24" w:space="0" w:color="auto"/>
+              <w:bottom w:val="single" w:sz="24" w:space="0" w:color="EE0000"/>
+            </w:tcBorders>
+          </w:tcPr>
+          <w:p>
+            <w:pPr>
+              <w:rPr>
+                <w:lang w:val="en-US"/>
+              </w:rPr>
+            </w:pPr>
+          </w:p>
+        </w:tc>
+        <w:tc>
+          <w:tcPr>
+            <w:tcW w:w="7342" w:type="dxa"/>
+            <w:tcBorders>
+              <w:top w:val="single" w:sz="24" w:space="0" w:color="auto"/>
+              <w:bottom w:val="single" w:sz="24" w:space="0" w:color="EE0000"/>
+            </w:tcBorders>
+          </w:tcPr>
+          <w:p>
+            <w:pPr>
+              <w:rPr>
+                <w:lang w:val="en-US"/>
+              </w:rPr>
+            </w:pPr>
+          </w:p>
+        </w:tc>
+      </w:tr>
+      <w:tr>
+        <w:tc>
+          <w:tcPr>
+            <w:tcW w:w="3114" w:type="dxa"/>
+            <w:tcBorders>
+              <w:top w:val="single" w:sz="24" w:space="0" w:color="EE0000"/>
+              <w:left w:val="single" w:sz="24" w:space="0" w:color="EE0000"/>
+            </w:tcBorders>
+          </w:tcPr>
+          <w:p>
+            <w:pPr>
+              <w:rPr>
+                <w:lang w:val="en-US"/>
+              </w:rPr>
+            </w:pPr>
+            <w:r>
+              <w:rPr>
+                <w:lang w:val="en-US"/>
+              </w:rPr>
+              <w:t>Search Identifier</w:t>
+            </w:r>
+          </w:p>
+        </w:tc>
+        <w:tc>
+          <w:tcPr>
+            <w:tcW w:w="7342" w:type="dxa"/>
+            <w:tcBorders>
+              <w:top w:val="single" w:sz="24" w:space="0" w:color="EE0000"/>
+              <w:right w:val="single" w:sz="24" w:space="0" w:color="EE0000"/>
+            </w:tcBorders>
+          </w:tcPr>
+          <w:p>
+            <w:pPr>
+              <w:rPr>
+                <w:lang w:val="en-US"/>
+              </w:rPr>
+            </w:pPr>
+            <w:r>
+              <w:rPr>
+                <w:lang w:val="en-US"/>
+              </w:rPr>
+              <w:t>A</w:t>
+            </w:r>
+          </w:p>
+        </w:tc>
+      </w:tr>
+      <w:tr>
+        <w:tc>
+          <w:tcPr>
+            <w:tcW w:w="3114" w:type="dxa"/>
+            <w:tcBorders>
+              <w:left w:val="single" w:sz="24" w:space="0" w:color="EE0000"/>
+            </w:tcBorders>
+          </w:tcPr>
+          <w:p>
+            <w:pPr>
+              <w:rPr>
+                <w:lang w:val="en-US"/>
+              </w:rPr>
+            </w:pPr>
+            <w:r>
+              <w:rPr>
+                <w:lang w:val="en-US"/>
+              </w:rPr>
+              <w:t>Scientist</w:t>
+            </w:r>
+          </w:p>
+        </w:tc>
+        <w:tc>
+          <w:tcPr>
+            <w:tcW w:w="7342" w:type="dxa"/>
+            <w:tcBorders>
+              <w:right w:val="single" w:sz="24" w:space="0" w:color="EE0000"/>
+            </w:tcBorders>
+          </w:tcPr>
+          <w:p>
+            <w:pPr>
+              <w:rPr>
+                <w:lang w:val="en-US"/>
+              </w:rPr>
+            </w:pPr>
+            <w:r>
+              <w:rPr>
+                <w:lang w:val="en-US"/>
+              </w:rPr>
+              <w:t>Not sure</w:t>
+            </w:r>
+          </w:p>
+        </w:tc>
+      </w:tr>
+      <w:tr>
+        <w:tc>
+          <w:tcPr>
+            <w:tcW w:w="3114" w:type="dxa"/>
+            <w:tcBorders>
+              <w:left w:val="single" w:sz="24" w:space="0" w:color="EE0000"/>
+            </w:tcBorders>
+          </w:tcPr>
+          <w:p>
+            <w:pPr>
+              <w:rPr>
+                <w:lang w:val="en-US"/>
+              </w:rPr>
+            </w:pPr>
+            <w:r>
+              <w:rPr>
+                <w:lang w:val="en-US"/>
+              </w:rPr>
+              <w:t>Date</w:t>
+            </w:r>
+          </w:p>
+        </w:tc>
+        <w:tc>
+          <w:tcPr>
+            <w:tcW w:w="7342" w:type="dxa"/>
+            <w:tcBorders>
+              <w:right w:val="single" w:sz="24" w:space="0" w:color="EE0000"/>
+            </w:tcBorders>
+          </w:tcPr>
+          <w:p>
+            <w:pPr>
+              <w:rPr>
+                <w:lang w:val="en-US"/>
+              </w:rPr>
+            </w:pPr>
+            <w:r>
+              <w:rPr>
+                <w:lang w:val="en-US"/>
+              </w:rPr>
+              <w:t>pre-2010</w:t>
+            </w:r>
+          </w:p>
+        </w:tc>
+      </w:tr>
+      <w:tr>
+        <w:tc>
+          <w:tcPr>
+            <w:tcW w:w="3114" w:type="dxa"/>
+            <w:tcBorders>
+              <w:left w:val="single" w:sz="24" w:space="0" w:color="EE0000"/>
+              <w:bottom w:val="single" w:sz="24" w:space="0" w:color="EE0000"/>
+            </w:tcBorders>
+          </w:tcPr>
+          <w:p>
+            <w:pPr>
+              <w:rPr>
+                <w:lang w:val="en-US"/>
+              </w:rPr>
+            </w:pPr>
+            <w:r>
+              <w:rPr>
+                <w:lang w:val="en-US"/>
+              </w:rPr>
+              <w:t>Publication</w:t>
+            </w:r>
+          </w:p>
+        </w:tc>
+        <w:tc>
+          <w:tcPr>
+            <w:tcW w:w="7342" w:type="dxa"/>
+            <w:tcBorders>
+              <w:bottom w:val="single" w:sz="24" w:space="0" w:color="EE0000"/>
+              <w:right w:val="single" w:sz="24" w:space="0" w:color="EE0000"/>
+            </w:tcBorders>
+          </w:tcPr>
+          <w:p>
+            <w:pPr>
+              <w:rPr>
+                <w:lang w:val="en-US"/>
+              </w:rPr>
+            </w:pPr>
+            <w:r>
+              <w:rPr>
+                <w:lang w:val="en-US"/>
+              </w:rPr>
+              <w:t>No publication planned.</w:t>
+            </w:r>
+          </w:p>
+        </w:tc>
+      </w:tr>
+      <w:tr>
+        <w:tc>
+          <w:tcPr>
+            <w:tcW w:w="3114" w:type="dxa"/>
+            <w:tcBorders>
+              <w:top w:val="single" w:sz="24" w:space="0" w:color="EE0000"/>
+              <w:left w:val="single" w:sz="24" w:space="0" w:color="EE0000"/>
+            </w:tcBorders>
+          </w:tcPr>
+          <w:p>
+            <w:pPr>
+              <w:rPr>
+                <w:lang w:val="en-US"/>
+              </w:rPr>
+            </w:pPr>
+            <w:r>
+              <w:rPr>
+                <w:lang w:val="en-US"/>
+              </w:rPr>
+              <w:t>Energy model</w:t>
+            </w:r>
+          </w:p>
+        </w:tc>
+        <w:tc>
+          <w:tcPr>
+            <w:tcW w:w="7342" w:type="dxa"/>
+            <w:tcBorders>
+              <w:top w:val="single" w:sz="24" w:space="0" w:color="EE0000"/>
+              <w:right w:val="single" w:sz="24" w:space="0" w:color="EE0000"/>
+            </w:tcBorders>
+          </w:tcPr>
+          <w:p>
+            <w:pPr>
+              <w:rPr>
+                <w:lang w:val="en-US"/>
+              </w:rPr>
+            </w:pPr>
+            <w:r>
+              <w:rPr>
+                <w:lang w:val="en-US"/>
+              </w:rPr>
+              <w:t>1</w:t>
+            </w:r>
+          </w:p>
+        </w:tc>
+      </w:tr>
+      <w:tr>
+        <w:tc>
+          <w:tcPr>
+            <w:tcW w:w="3114" w:type="dxa"/>
+            <w:tcBorders>
+              <w:left w:val="single" w:sz="24" w:space="0" w:color="EE0000"/>
+            </w:tcBorders>
+          </w:tcPr>
+          <w:p>
+            <w:pPr>
+              <w:rPr>
+                <w:lang w:val="en-US"/>
+              </w:rPr>
+            </w:pPr>
+            <w:proofErr w:type="spellStart"/>
+            <w:r>
+              <w:rPr>
+                <w:lang w:val="en-US"/>
+              </w:rPr>
+              <w:t>Study_ID</w:t>
+            </w:r>
+            <w:proofErr w:type="spellEnd"/>
+          </w:p>
+        </w:tc>
+        <w:tc>
+          <w:tcPr>
+            <w:tcW w:w="7342" w:type="dxa"/>
+            <w:tcBorders>
+              <w:right w:val="single" w:sz="24" w:space="0" w:color="EE0000"/>
+            </w:tcBorders>
+          </w:tcPr>
+          <w:p>
+            <w:pPr>
+              <w:rPr>
+                <w:lang w:val="en-US"/>
+              </w:rPr>
+            </w:pPr>
+            <w:r>
+              <w:rPr>
+                <w:lang w:val="en-US"/>
+              </w:rPr>
+              <w:t>0</w:t>
+            </w:r>
+          </w:p>
+        </w:tc>
+      </w:tr>
+      <w:tr>
+        <w:tc>
+          <w:tcPr>
+            <w:tcW w:w="3114" w:type="dxa"/>
+            <w:tcBorders>
+              <w:left w:val="single" w:sz="24" w:space="0" w:color="EE0000"/>
+            </w:tcBorders>
+          </w:tcPr>
+          <w:p>
+            <w:pPr>
+              <w:rPr>
+                <w:lang w:val="en-US"/>
+              </w:rPr>
+            </w:pPr>
+            <w:r>
+              <w:rPr>
+                <w:lang w:val="en-US"/>
+              </w:rPr>
+              <w:t>Programs</w:t>
+            </w:r>
+          </w:p>
+        </w:tc>
+        <w:tc>
+          <w:tcPr>
+            <w:tcW w:w="7342" w:type="dxa"/>
+            <w:tcBorders>
+              <w:right w:val="single" w:sz="24" w:space="0" w:color="EE0000"/>
+            </w:tcBorders>
+          </w:tcPr>
+          <w:p>
+            <w:pPr>
+              <w:rPr>
+                <w:lang w:val="en-US"/>
+              </w:rPr>
+            </w:pPr>
+            <w:r>
+              <w:rPr>
+                <w:lang w:val="en-US"/>
+              </w:rPr>
+              <w:t>MOLPAK, DMACRYS (2.0.2)</w:t>
+            </w:r>
+          </w:p>
+        </w:tc>
+      </w:tr>
+      <w:tr>
+        <w:tc>
+          <w:tcPr>
+            <w:tcW w:w="3114" w:type="dxa"/>
+            <w:tcBorders>
+              <w:left w:val="single" w:sz="24" w:space="0" w:color="EE0000"/>
+            </w:tcBorders>
+          </w:tcPr>
+          <w:p>
+            <w:pPr>
+              <w:rPr>
+                <w:lang w:val="en-US"/>
+              </w:rPr>
+            </w:pPr>
+            <w:r>
+              <w:rPr>
+                <w:lang w:val="en-US"/>
+              </w:rPr>
+              <w:t xml:space="preserve">Location </w:t>
+            </w:r>
+            <w:proofErr w:type="gramStart"/>
+            <w:r>
+              <w:rPr>
+                <w:lang w:val="en-US"/>
+              </w:rPr>
+              <w:t>on</w:t>
+            </w:r>
+            <w:proofErr w:type="gramEnd"/>
+            <w:r>
+              <w:rPr>
+                <w:lang w:val="en-US"/>
+              </w:rPr>
+              <w:t xml:space="preserve"> S Drive</w:t>
+            </w:r>
+          </w:p>
+        </w:tc>
+        <w:tc>
+          <w:tcPr>
+            <w:tcW w:w="7342" w:type="dxa"/>
+            <w:tcBorders>
+              <w:right w:val="single" w:sz="24" w:space="0" w:color="EE0000"/>
+            </w:tcBorders>
+          </w:tcPr>
+          <w:p>
+            <w:pPr>
+              <w:rPr>
+                <w:lang w:val="en-US"/>
+              </w:rPr>
+            </w:pPr>
+            <w:r>
+              <w:rPr>
+                <w:lang w:val="en-US"/>
+              </w:rPr>
+              <w:t>\CHEMISTRY_CPOSS\0-EarlySearches\home\louise_price.eminerals\dichloromethane</w:t>
+            </w:r>
+          </w:p>
+        </w:tc>
+      </w:tr>
+      <w:tr>
+        <w:tc>
+          <w:tcPr>
+            <w:tcW w:w="3114" w:type="dxa"/>
+            <w:tcBorders>
+              <w:left w:val="single" w:sz="24" w:space="0" w:color="EE0000"/>
+            </w:tcBorders>
+          </w:tcPr>
+          <w:p>
+            <w:pPr>
+              <w:rPr>
+                <w:lang w:val="en-US"/>
+              </w:rPr>
+            </w:pPr>
+            <w:r>
+              <w:rPr>
+                <w:lang w:val="en-US"/>
+              </w:rPr>
+              <w:t>Potential Description</w:t>
+            </w:r>
+          </w:p>
+        </w:tc>
+        <w:tc>
+          <w:tcPr>
+            <w:tcW w:w="7342" w:type="dxa"/>
+            <w:tcBorders>
+              <w:right w:val="single" w:sz="24" w:space="0" w:color="EE0000"/>
+            </w:tcBorders>
+          </w:tcPr>
+          <w:p>
+            <w:pPr>
+              <w:rPr>
+                <w:lang w:val="en-US"/>
+              </w:rPr>
+            </w:pPr>
+            <w:r>
+              <w:rPr>
+                <w:lang w:val="en-US"/>
+              </w:rPr>
+              <w:t>MP2 6-31G(</w:t>
+            </w:r>
+            <w:proofErr w:type="spellStart"/>
+            <w:proofErr w:type="gramStart"/>
+            <w:r>
+              <w:rPr>
+                <w:lang w:val="en-US"/>
+              </w:rPr>
+              <w:t>d,p</w:t>
+            </w:r>
+            <w:proofErr w:type="spellEnd"/>
+            <w:proofErr w:type="gramEnd"/>
+            <w:r>
+              <w:rPr>
+                <w:lang w:val="en-US"/>
+              </w:rPr>
+              <w:t>) DMA+FIT</w:t>
+            </w:r>
+          </w:p>
+        </w:tc>
+      </w:tr>
+      <w:tr>
+        <w:tc>
+          <w:tcPr>
+            <w:tcW w:w="3114" w:type="dxa"/>
+            <w:tcBorders>
+              <w:left w:val="single" w:sz="24" w:space="0" w:color="EE0000"/>
+              <w:bottom w:val="single" w:sz="24" w:space="0" w:color="EE0000"/>
+            </w:tcBorders>
+          </w:tcPr>
+          <w:p>
+            <w:pPr>
+              <w:rPr>
+                <w:lang w:val="es-ES"/>
+              </w:rPr>
+            </w:pPr>
+            <w:r>
+              <w:rPr>
+                <w:lang w:val="es-ES"/>
+              </w:rPr>
+              <w:t xml:space="preserve">Intramolecular </w:t>
+            </w:r>
+            <w:proofErr w:type="spellStart"/>
+            <w:r>
+              <w:rPr>
+                <w:lang w:val="es-ES"/>
+              </w:rPr>
+              <w:t>Description</w:t>
+            </w:r>
+            <w:proofErr w:type="spellEnd"/>
+          </w:p>
+        </w:tc>
+        <w:tc>
+          <w:tcPr>
+            <w:tcW w:w="7342" w:type="dxa"/>
+            <w:tcBorders>
+              <w:bottom w:val="single" w:sz="24" w:space="0" w:color="EE0000"/>
+              <w:right w:val="single" w:sz="24" w:space="0" w:color="EE0000"/>
+            </w:tcBorders>
+          </w:tcPr>
+          <w:p>
+            <w:pPr>
+              <w:rPr>
+                <w:lang w:val="es-ES"/>
+              </w:rPr>
+            </w:pPr>
+            <w:r>
+              <w:rPr>
+                <w:lang w:val="es-ES"/>
+              </w:rPr>
+              <w:t>MP2 6-31G(</w:t>
+            </w:r>
+            <w:proofErr w:type="spellStart"/>
+            <w:proofErr w:type="gramStart"/>
+            <w:r>
+              <w:rPr>
+                <w:lang w:val="es-ES"/>
+              </w:rPr>
+              <w:t>d,p</w:t>
+            </w:r>
+            <w:proofErr w:type="spellEnd"/>
+            <w:proofErr w:type="gramEnd"/>
+            <w:r>
+              <w:rPr>
+                <w:lang w:val="es-ES"/>
+              </w:rPr>
+              <w:t>)</w:t>
+            </w:r>
+          </w:p>
+        </w:tc>
+      </w:tr>
+      <w:tr>
+        <w:tc>
+          <w:tcPr>
+            <w:tcW w:w="3114" w:type="dxa"/>
+            <w:tcBorders>
+              <w:top w:val="single" w:sz="24" w:space="0" w:color="EE0000"/>
+              <w:bottom w:val="single" w:sz="24" w:space="0" w:color="00B0F0"/>
+            </w:tcBorders>
+          </w:tcPr>
+          <w:p>
+            <w:pPr>
+              <w:rPr>
+                <w:lang w:val="es-ES"/>
+              </w:rPr>
+            </w:pPr>
+          </w:p>
+        </w:tc>
+        <w:tc>
+          <w:tcPr>
+            <w:tcW w:w="7342" w:type="dxa"/>
+            <w:tcBorders>
+              <w:top w:val="single" w:sz="24" w:space="0" w:color="EE0000"/>
+              <w:bottom w:val="single" w:sz="24" w:space="0" w:color="00B0F0"/>
+            </w:tcBorders>
+          </w:tcPr>
+          <w:p>
+            <w:pPr>
+              <w:rPr>
+                <w:lang w:val="es-ES"/>
+              </w:rPr>
+            </w:pPr>
+          </w:p>
+        </w:tc>
+      </w:tr>
+      <w:tr>
+        <w:tc>
+          <w:tcPr>
+            <w:tcW w:w="3114" w:type="dxa"/>
+            <w:tcBorders>
+              <w:top w:val="single" w:sz="24" w:space="0" w:color="00B0F0"/>
+              <w:left w:val="single" w:sz="24" w:space="0" w:color="00B0F0"/>
+            </w:tcBorders>
+          </w:tcPr>
+          <w:p>
+            <w:pPr>
+              <w:rPr>
+                <w:lang w:val="en-US"/>
+              </w:rPr>
+            </w:pPr>
+            <w:r>
+              <w:rPr>
+                <w:lang w:val="en-US"/>
+              </w:rPr>
+              <w:t>Search Identifier</w:t>
+            </w:r>
+          </w:p>
+        </w:tc>
+        <w:tc>
+          <w:tcPr>
+            <w:tcW w:w="7342" w:type="dxa"/>
+            <w:tcBorders>
+              <w:top w:val="single" w:sz="24" w:space="0" w:color="00B0F0"/>
+              <w:right w:val="single" w:sz="24" w:space="0" w:color="00B0F0"/>
+            </w:tcBorders>
+          </w:tcPr>
+          <w:p>
+            <w:pPr>
+              <w:rPr>
+                <w:lang w:val="en-US"/>
+              </w:rPr>
+            </w:pPr>
+            <w:r>
+              <w:rPr>
+                <w:lang w:val="en-US"/>
+              </w:rPr>
+              <w:t>B</w:t>
+            </w:r>
+          </w:p>
+        </w:tc>
+      </w:tr>
+      <w:tr>
+        <w:tc>
+          <w:tcPr>
+            <w:tcW w:w="3114" w:type="dxa"/>
+            <w:tcBorders>
+              <w:left w:val="single" w:sz="24" w:space="0" w:color="00B0F0"/>
+            </w:tcBorders>
+          </w:tcPr>
+          <w:p>
+            <w:pPr>
+              <w:rPr>
+                <w:lang w:val="en-US"/>
+              </w:rPr>
+            </w:pPr>
+            <w:r>
+              <w:rPr>
+                <w:lang w:val="en-US"/>
+              </w:rPr>
+              <w:t>Scientist</w:t>
+            </w:r>
+          </w:p>
+        </w:tc>
+        <w:tc>
+          <w:tcPr>
+            <w:tcW w:w="7342" w:type="dxa"/>
+            <w:tcBorders>
+              <w:right w:val="single" w:sz="24" w:space="0" w:color="00B0F0"/>
+            </w:tcBorders>
+          </w:tcPr>
+          <w:p>
+            <w:pPr>
+              <w:rPr>
+                <w:lang w:val="en-US"/>
+              </w:rPr>
+            </w:pPr>
+            <w:r>
+              <w:rPr>
+                <w:lang w:val="en-US"/>
+              </w:rPr>
+              <w:t>Not sure</w:t>
+            </w:r>
+          </w:p>
+        </w:tc>
+      </w:tr>
+      <w:tr>
+        <w:tc>
+          <w:tcPr>
+            <w:tcW w:w="3114" w:type="dxa"/>
+            <w:tcBorders>
+              <w:left w:val="single" w:sz="24" w:space="0" w:color="00B0F0"/>
+            </w:tcBorders>
+          </w:tcPr>
+          <w:p>
+            <w:pPr>
+              <w:rPr>
+                <w:lang w:val="en-US"/>
+              </w:rPr>
+            </w:pPr>
+            <w:r>
+              <w:rPr>
+                <w:lang w:val="en-US"/>
+              </w:rPr>
+              <w:t>Date</w:t>
+            </w:r>
+          </w:p>
+        </w:tc>
+        <w:tc>
+          <w:tcPr>
+            <w:tcW w:w="7342" w:type="dxa"/>
+            <w:tcBorders>
+              <w:right w:val="single" w:sz="24" w:space="0" w:color="00B0F0"/>
+            </w:tcBorders>
+          </w:tcPr>
+          <w:p>
+            <w:pPr>
+              <w:rPr>
+                <w:lang w:val="en-US"/>
+              </w:rPr>
+            </w:pPr>
+            <w:r>
+              <w:rPr>
+                <w:lang w:val="en-US"/>
+              </w:rPr>
+              <w:t>pre-2010</w:t>
+            </w:r>
+          </w:p>
+        </w:tc>
+      </w:tr>
+      <w:tr>
+        <w:tc>
+          <w:tcPr>
+            <w:tcW w:w="3114" w:type="dxa"/>
+            <w:tcBorders>
+              <w:left w:val="single" w:sz="24" w:space="0" w:color="00B0F0"/>
+              <w:bottom w:val="single" w:sz="24" w:space="0" w:color="00B0F0"/>
+            </w:tcBorders>
+          </w:tcPr>
+          <w:p>
+            <w:pPr>
+              <w:rPr>
+                <w:lang w:val="en-US"/>
+              </w:rPr>
+            </w:pPr>
+            <w:r>
+              <w:rPr>
+                <w:lang w:val="en-US"/>
+              </w:rPr>
+              <w:t>Publication</w:t>
+            </w:r>
+          </w:p>
+        </w:tc>
+        <w:tc>
+          <w:tcPr>
+            <w:tcW w:w="7342" w:type="dxa"/>
+            <w:tcBorders>
+              <w:bottom w:val="single" w:sz="24" w:space="0" w:color="00B0F0"/>
+              <w:right w:val="single" w:sz="24" w:space="0" w:color="00B0F0"/>
+            </w:tcBorders>
+          </w:tcPr>
+          <w:p>
+            <w:pPr>
+              <w:rPr>
+                <w:lang w:val="en-US"/>
+              </w:rPr>
+            </w:pPr>
+            <w:r>
+              <w:rPr>
+                <w:lang w:val="en-US"/>
+              </w:rPr>
+              <w:t>No publication planned.</w:t>
+            </w:r>
+          </w:p>
+        </w:tc>
+      </w:tr>
+      <w:tr>
+        <w:tc>
+          <w:tcPr>
+            <w:tcW w:w="3114" w:type="dxa"/>
+            <w:tcBorders>
+              <w:top w:val="single" w:sz="24" w:space="0" w:color="00B0F0"/>
+              <w:left w:val="single" w:sz="24" w:space="0" w:color="00B0F0"/>
+            </w:tcBorders>
+          </w:tcPr>
+          <w:p>
+            <w:pPr>
+              <w:rPr>
+                <w:lang w:val="en-US"/>
+              </w:rPr>
+            </w:pPr>
+            <w:r>
+              <w:rPr>
+                <w:lang w:val="en-US"/>
+              </w:rPr>
+              <w:t>Energy model</w:t>
+            </w:r>
+          </w:p>
+        </w:tc>
+        <w:tc>
+          <w:tcPr>
+            <w:tcW w:w="7342" w:type="dxa"/>
+            <w:tcBorders>
+              <w:top w:val="single" w:sz="24" w:space="0" w:color="00B0F0"/>
+              <w:right w:val="single" w:sz="24" w:space="0" w:color="00B0F0"/>
+            </w:tcBorders>
+          </w:tcPr>
+          <w:p>
+            <w:pPr>
+              <w:rPr>
+                <w:lang w:val="en-US"/>
+              </w:rPr>
+            </w:pPr>
+            <w:r>
+              <w:rPr>
+                <w:lang w:val="en-US"/>
+              </w:rPr>
+              <w:t>1</w:t>
+            </w:r>
+          </w:p>
+        </w:tc>
+      </w:tr>
+      <w:tr>
+        <w:tc>
+          <w:tcPr>
+            <w:tcW w:w="3114" w:type="dxa"/>
+            <w:tcBorders>
+              <w:left w:val="single" w:sz="24" w:space="0" w:color="00B0F0"/>
+            </w:tcBorders>
+          </w:tcPr>
+          <w:p>
+            <w:pPr>
+              <w:rPr>
+                <w:lang w:val="en-US"/>
+              </w:rPr>
+            </w:pPr>
+            <w:proofErr w:type="spellStart"/>
+            <w:r>
+              <w:rPr>
+                <w:lang w:val="en-US"/>
+              </w:rPr>
+              <w:t>Study_ID</w:t>
+            </w:r>
+            <w:proofErr w:type="spellEnd"/>
+          </w:p>
+        </w:tc>
+        <w:tc>
+          <w:tcPr>
+            <w:tcW w:w="7342" w:type="dxa"/>
+            <w:tcBorders>
+              <w:right w:val="single" w:sz="24" w:space="0" w:color="00B0F0"/>
+            </w:tcBorders>
+          </w:tcPr>
+          <w:p>
+            <w:pPr>
+              <w:rPr>
+                <w:lang w:val="en-US"/>
+              </w:rPr>
+            </w:pPr>
+            <w:r>
+              <w:rPr>
+                <w:lang w:val="en-US"/>
+              </w:rPr>
+              <w:t>2</w:t>
+            </w:r>
+          </w:p>
+        </w:tc>
+      </w:tr>
+      <w:tr>
+        <w:tc>
+          <w:tcPr>
+            <w:tcW w:w="3114" w:type="dxa"/>
+            <w:tcBorders>
+              <w:left w:val="single" w:sz="24" w:space="0" w:color="00B0F0"/>
+            </w:tcBorders>
+          </w:tcPr>
+          <w:p>
+            <w:pPr>
+              <w:rPr>
+                <w:lang w:val="en-US"/>
+              </w:rPr>
+            </w:pPr>
+            <w:r>
+              <w:rPr>
+                <w:lang w:val="en-US"/>
+              </w:rPr>
+              <w:t>Programs</w:t>
+            </w:r>
+          </w:p>
+        </w:tc>
+        <w:tc>
+          <w:tcPr>
+            <w:tcW w:w="7342" w:type="dxa"/>
+            <w:tcBorders>
+              <w:right w:val="single" w:sz="24" w:space="0" w:color="00B0F0"/>
+            </w:tcBorders>
+          </w:tcPr>
+          <w:p>
+            <w:pPr>
+              <w:rPr>
+                <w:lang w:val="en-US"/>
+              </w:rPr>
+            </w:pPr>
+            <w:r>
+              <w:rPr>
+                <w:lang w:val="en-US"/>
+              </w:rPr>
+              <w:t>MOLPAK, DMACRYS (2.0.2)</w:t>
+            </w:r>
+          </w:p>
+        </w:tc>
+      </w:tr>
+      <w:tr>
+        <w:tc>
+          <w:tcPr>
+            <w:tcW w:w="3114" w:type="dxa"/>
+            <w:tcBorders>
+              <w:left w:val="single" w:sz="24" w:space="0" w:color="00B0F0"/>
+            </w:tcBorders>
+          </w:tcPr>
+          <w:p>
+            <w:pPr>
+              <w:rPr>
+                <w:lang w:val="en-US"/>
+              </w:rPr>
+            </w:pPr>
+            <w:r>
+              <w:rPr>
+                <w:lang w:val="en-US"/>
+              </w:rPr>
+              <w:t xml:space="preserve">Location </w:t>
+            </w:r>
+            <w:proofErr w:type="gramStart"/>
+            <w:r>
+              <w:rPr>
+                <w:lang w:val="en-US"/>
+              </w:rPr>
+              <w:t>on</w:t>
+            </w:r>
+            <w:proofErr w:type="gramEnd"/>
+            <w:r>
+              <w:rPr>
+                <w:lang w:val="en-US"/>
+              </w:rPr>
+              <w:t xml:space="preserve"> S Drive</w:t>
+            </w:r>
+          </w:p>
+        </w:tc>
+        <w:tc>
+          <w:tcPr>
+            <w:tcW w:w="7342" w:type="dxa"/>
+            <w:tcBorders>
+              <w:right w:val="single" w:sz="24" w:space="0" w:color="00B0F0"/>
+            </w:tcBorders>
+          </w:tcPr>
+          <w:p>
+            <w:pPr>
+              <w:rPr>
+                <w:lang w:val="en-US"/>
+              </w:rPr>
+            </w:pPr>
+            <w:r>
+              <w:rPr>
+                <w:lang w:val="en-US"/>
+              </w:rPr>
+              <w:t>\CHEMISTRY_CPOSS\0-EarlySearches\home\louise_price.eminerals\dichloromethane_aniso</w:t>
+            </w:r>
+          </w:p>
+        </w:tc>
+      </w:tr>
+      <w:tr>
+        <w:tc>
+          <w:tcPr>
+            <w:tcW w:w="3114" w:type="dxa"/>
+            <w:tcBorders>
+              <w:left w:val="single" w:sz="24" w:space="0" w:color="00B0F0"/>
+            </w:tcBorders>
+          </w:tcPr>
+          <w:p>
+            <w:pPr>
+              <w:rPr>
+                <w:lang w:val="en-US"/>
+              </w:rPr>
+            </w:pPr>
+            <w:r>
+              <w:rPr>
+                <w:lang w:val="en-US"/>
+              </w:rPr>
+              <w:t>Potential Description</w:t>
+            </w:r>
+          </w:p>
+        </w:tc>
+        <w:tc>
+          <w:tcPr>
+            <w:tcW w:w="7342" w:type="dxa"/>
+            <w:tcBorders>
+              <w:right w:val="single" w:sz="24" w:space="0" w:color="00B0F0"/>
+            </w:tcBorders>
+          </w:tcPr>
+          <w:p>
+            <w:pPr>
+              <w:rPr>
+                <w:lang w:val="en-US"/>
+              </w:rPr>
+            </w:pPr>
+            <w:r>
+              <w:rPr>
+                <w:lang w:val="en-US"/>
+              </w:rPr>
+              <w:t>MP2 6-31G(</w:t>
+            </w:r>
+            <w:proofErr w:type="spellStart"/>
+            <w:proofErr w:type="gramStart"/>
+            <w:r>
+              <w:rPr>
+                <w:lang w:val="en-US"/>
+              </w:rPr>
+              <w:t>d,p</w:t>
+            </w:r>
+            <w:proofErr w:type="spellEnd"/>
+            <w:proofErr w:type="gramEnd"/>
+            <w:r>
+              <w:rPr>
+                <w:lang w:val="en-US"/>
+              </w:rPr>
+              <w:t>) DMA+ANISO (c.f. GMD)</w:t>
+            </w:r>
+          </w:p>
+        </w:tc>
+      </w:tr>
+      <w:tr>
+        <w:tc>
+          <w:tcPr>
+            <w:tcW w:w="3114" w:type="dxa"/>
+            <w:tcBorders>
+              <w:left w:val="single" w:sz="24" w:space="0" w:color="00B0F0"/>
+              <w:bottom w:val="single" w:sz="24" w:space="0" w:color="00B0F0"/>
+            </w:tcBorders>
+          </w:tcPr>
+          <w:p>
+            <w:pPr>
+              <w:rPr>
+                <w:lang w:val="es-ES"/>
+              </w:rPr>
+            </w:pPr>
+            <w:r>
+              <w:rPr>
+                <w:lang w:val="es-ES"/>
+              </w:rPr>
+              <w:t xml:space="preserve">Intramolecular </w:t>
+            </w:r>
+            <w:proofErr w:type="spellStart"/>
+            <w:r>
+              <w:rPr>
+                <w:lang w:val="es-ES"/>
+              </w:rPr>
+              <w:t>Description</w:t>
+            </w:r>
+            <w:proofErr w:type="spellEnd"/>
+          </w:p>
+        </w:tc>
+        <w:tc>
+          <w:tcPr>
+            <w:tcW w:w="7342" w:type="dxa"/>
+            <w:tcBorders>
+              <w:bottom w:val="single" w:sz="24" w:space="0" w:color="00B0F0"/>
+              <w:right w:val="single" w:sz="24" w:space="0" w:color="00B0F0"/>
+            </w:tcBorders>
+          </w:tcPr>
+          <w:p>
+            <w:pPr>
+              <w:rPr>
+                <w:lang w:val="es-ES"/>
+              </w:rPr>
+            </w:pPr>
+            <w:r>
+              <w:rPr>
+                <w:lang w:val="es-ES"/>
+              </w:rPr>
+              <w:t>MP2 6-31G(</w:t>
+            </w:r>
+            <w:proofErr w:type="spellStart"/>
+            <w:proofErr w:type="gramStart"/>
+            <w:r>
+              <w:rPr>
+                <w:lang w:val="es-ES"/>
+              </w:rPr>
+              <w:t>d,p</w:t>
+            </w:r>
+            <w:proofErr w:type="spellEnd"/>
+            <w:proofErr w:type="gramEnd"/>
+            <w:r>
+              <w:rPr>
+                <w:lang w:val="es-ES"/>
+              </w:rPr>
+              <w:t>)</w:t>
+            </w:r>
+          </w:p>
+        </w:tc>
+      </w:tr>
+    </w:tbl>
     <w:p>
       <w:pPr>
         <w:rPr>
-          <w:lang w:val="en-US"/>
+          <w:lang w:val="es-ES"/>
         </w:rPr>
       </w:pPr>
     </w:p>
@@ -148,6 +1505,109 @@
           <w:lang w:val="en-US"/>
         </w:rPr>
       </w:pPr>
+      <w:r>
+        <w:rPr>
+          <w:noProof/>
+          <w:lang w:val="en-US"/>
+        </w:rPr>
+        <w:lastRenderedPageBreak/>
+        <w:drawing>
+          <wp:inline distT="0" distB="0" distL="0" distR="0" wp14:anchorId="12ACBA0E" wp14:editId="1AE4AA52">
+            <wp:extent cx="3240000" cy="2352095"/>
+            <wp:effectExtent l="0" t="0" r="0" b="0"/>
+            <wp:docPr id="1652943656" name="Picture 1"/>
+            <wp:cNvGraphicFramePr>
+              <a:graphicFrameLocks xmlns:a="http://schemas.openxmlformats.org/drawingml/2006/main" noChangeAspect="1"/>
+            </wp:cNvGraphicFramePr>
+            <a:graphic xmlns:a="http://schemas.openxmlformats.org/drawingml/2006/main">
+              <a:graphicData uri="http://schemas.openxmlformats.org/drawingml/2006/picture">
+                <pic:pic xmlns:pic="http://schemas.openxmlformats.org/drawingml/2006/picture">
+                  <pic:nvPicPr>
+                    <pic:cNvPr id="0" name="Picture 3"/>
+                    <pic:cNvPicPr>
+                      <a:picLocks noChangeAspect="1" noChangeArrowheads="1"/>
+                    </pic:cNvPicPr>
+                  </pic:nvPicPr>
+                  <pic:blipFill>
+                    <a:blip r:embed="rId8" cstate="print">
+                      <a:extLst>
+                        <a:ext uri="{28A0092B-C50C-407E-A947-70E740481C1C}">
+                          <a14:useLocalDpi xmlns:a14="http://schemas.microsoft.com/office/drawing/2010/main" val="0"/>
+                        </a:ext>
+                      </a:extLst>
+                    </a:blip>
+                    <a:srcRect/>
+                    <a:stretch>
+                      <a:fillRect/>
+                    </a:stretch>
+                  </pic:blipFill>
+                  <pic:spPr bwMode="auto">
+                    <a:xfrm>
+                      <a:off x="0" y="0"/>
+                      <a:ext cx="3240000" cy="2352095"/>
+                    </a:xfrm>
+                    <a:prstGeom prst="rect">
+                      <a:avLst/>
+                    </a:prstGeom>
+                    <a:noFill/>
+                  </pic:spPr>
+                </pic:pic>
+              </a:graphicData>
+            </a:graphic>
+          </wp:inline>
+        </w:drawing>
+      </w:r>
+      <w:r>
+        <w:rPr>
+          <w:noProof/>
+          <w:lang w:val="en-US"/>
+        </w:rPr>
+        <w:drawing>
+          <wp:inline distT="0" distB="0" distL="0" distR="0" wp14:anchorId="70C9A295" wp14:editId="0852C352">
+            <wp:extent cx="3240000" cy="2352095"/>
+            <wp:effectExtent l="0" t="0" r="0" b="0"/>
+            <wp:docPr id="662314550" name="Picture 2"/>
+            <wp:cNvGraphicFramePr>
+              <a:graphicFrameLocks xmlns:a="http://schemas.openxmlformats.org/drawingml/2006/main" noChangeAspect="1"/>
+            </wp:cNvGraphicFramePr>
+            <a:graphic xmlns:a="http://schemas.openxmlformats.org/drawingml/2006/main">
+              <a:graphicData uri="http://schemas.openxmlformats.org/drawingml/2006/picture">
+                <pic:pic xmlns:pic="http://schemas.openxmlformats.org/drawingml/2006/picture">
+                  <pic:nvPicPr>
+                    <pic:cNvPr id="0" name="Picture 4"/>
+                    <pic:cNvPicPr>
+                      <a:picLocks noChangeAspect="1" noChangeArrowheads="1"/>
+                    </pic:cNvPicPr>
+                  </pic:nvPicPr>
+                  <pic:blipFill>
+                    <a:blip r:embed="rId9" cstate="print">
+                      <a:extLst>
+                        <a:ext uri="{28A0092B-C50C-407E-A947-70E740481C1C}">
+                          <a14:useLocalDpi xmlns:a14="http://schemas.microsoft.com/office/drawing/2010/main" val="0"/>
+                        </a:ext>
+                      </a:extLst>
+                    </a:blip>
+                    <a:srcRect/>
+                    <a:stretch>
+                      <a:fillRect/>
+                    </a:stretch>
+                  </pic:blipFill>
+                  <pic:spPr bwMode="auto">
+                    <a:xfrm>
+                      <a:off x="0" y="0"/>
+                      <a:ext cx="3240000" cy="2352095"/>
+                    </a:xfrm>
+                    <a:prstGeom prst="rect">
+                      <a:avLst/>
+                    </a:prstGeom>
+                    <a:noFill/>
+                  </pic:spPr>
+                </pic:pic>
+              </a:graphicData>
+            </a:graphic>
+          </wp:inline>
+        </w:drawing>
+      </w:r>
     </w:p>
     <w:p>
       <w:pPr>
@@ -167,13 +1627,22 @@
       </w:fldSimple>
       <w:bookmarkEnd w:id="0"/>
       <w:r>
-        <w:t xml:space="preserve">.  Crystal energy landscape of </w:t>
+        <w:t>.  Crystal energy landscape</w:t>
+      </w:r>
+      <w:r>
+        <w:t>s</w:t>
+      </w:r>
+      <w:r>
+        <w:t xml:space="preserve"> of </w:t>
       </w:r>
       <w:r>
         <w:t>Dichloromethane</w:t>
       </w:r>
       <w:r>
         <w:t xml:space="preserve"> from previous work.</w:t>
+      </w:r>
+      <w:r>
+        <w:t xml:space="preserve">  Left: with isotropic potential (Energy model A1).  Right: with anisotropic potential (Energy model B1).</w:t>
       </w:r>
     </w:p>
     <w:p>
@@ -2853,7 +4322,6 @@
   <w:style w:type="character" w:default="1" w:styleId="DefaultParagraphFont">
     <w:name w:val="Default Paragraph Font"/>
     <w:uiPriority w:val="1"/>
-    <w:semiHidden/>
     <w:unhideWhenUsed/>
   </w:style>
   <w:style w:type="table" w:default="1" w:styleId="TableNormal">
